--- a/paper/research_proposal_final.docx
+++ b/paper/research_proposal_final.docx
@@ -4,9 +4,10 @@
   <w:body>
     <w:p>
       <w:pPr>
+        <w:spacing w:before="0" w:after="0" w:line="360" w:lineRule="auto"/>
         <w:jc w:val="center"/>
         <w:rPr>
-          <w:rFonts w:hint="default" w:ascii="Times New Roman" w:hAnsi="Times New Roman" w:eastAsia="Times New Roman"/>
+          <w:rFonts w:ascii="Times New Roman" w:hAnsi="Times New Roman" w:eastAsia="Times New Roman"/>
           <w:b/>
           <w:sz w:val="52"/>
           <w:szCs w:val="52"/>
@@ -14,30 +15,139 @@
       </w:pPr>
       <w:r>
         <w:rPr>
-          <w:rFonts w:hint="default" w:ascii="Times New Roman" w:hAnsi="Times New Roman" w:eastAsia="Times New Roman"/>
-          <w:b w:val="0"/>
-          <w:i w:val="0"/>
-          <w:sz w:val="24"/>
-          <w:lang w:val="en-US"/>
+          <w:rFonts w:ascii="Calibri" w:hAnsi="Calibri" w:eastAsia="Calibri" w:cs="Calibri"/>
+          <w:sz w:val="36"/>
+          <w:szCs w:val="36"/>
         </w:rPr>
-        <w:t xml:space="preserve"> </w:t>
+        <w:drawing>
+          <wp:anchor distT="0" distB="0" distL="114300" distR="114300" simplePos="0" relativeHeight="251659264" behindDoc="0" locked="0" layoutInCell="1" allowOverlap="1">
+            <wp:simplePos x="0" y="0"/>
+            <wp:positionH relativeFrom="margin">
+              <wp:posOffset>1891665</wp:posOffset>
+            </wp:positionH>
+            <wp:positionV relativeFrom="margin">
+              <wp:posOffset>-563245</wp:posOffset>
+            </wp:positionV>
+            <wp:extent cx="1895475" cy="1862455"/>
+            <wp:effectExtent l="0" t="0" r="9525" b="4445"/>
+            <wp:wrapSquare wrapText="bothSides"/>
+            <wp:docPr id="14" name="image1.png" descr="C:\Users\shoaib.rauf\Desktop\islamabad\National_University_of_Computer_and_Emerging_Sciences_logo.png"/>
+            <wp:cNvGraphicFramePr/>
+            <a:graphic xmlns:a="http://schemas.openxmlformats.org/drawingml/2006/main">
+              <a:graphicData uri="http://schemas.openxmlformats.org/drawingml/2006/picture">
+                <pic:pic xmlns:pic="http://schemas.openxmlformats.org/drawingml/2006/picture">
+                  <pic:nvPicPr>
+                    <pic:cNvPr id="14" name="image1.png" descr="C:\Users\shoaib.rauf\Desktop\islamabad\National_University_of_Computer_and_Emerging_Sciences_logo.png"/>
+                    <pic:cNvPicPr preferRelativeResize="0"/>
+                  </pic:nvPicPr>
+                  <pic:blipFill>
+                    <a:blip r:embed="rId8"/>
+                    <a:srcRect/>
+                    <a:stretch>
+                      <a:fillRect/>
+                    </a:stretch>
+                  </pic:blipFill>
+                  <pic:spPr>
+                    <a:xfrm>
+                      <a:off x="0" y="0"/>
+                      <a:ext cx="1895475" cy="1862455"/>
+                    </a:xfrm>
+                    <a:prstGeom prst="rect">
+                      <a:avLst/>
+                    </a:prstGeom>
+                  </pic:spPr>
+                </pic:pic>
+              </a:graphicData>
+            </a:graphic>
+          </wp:anchor>
+        </w:drawing>
+      </w:r>
+    </w:p>
+    <w:p>
+      <w:pPr>
+        <w:spacing w:before="0" w:after="0" w:line="360" w:lineRule="auto"/>
+        <w:jc w:val="center"/>
+        <w:rPr>
+          <w:rFonts w:ascii="Times New Roman" w:hAnsi="Times New Roman" w:eastAsia="Times New Roman"/>
+          <w:b/>
+          <w:sz w:val="52"/>
+          <w:szCs w:val="52"/>
+        </w:rPr>
+      </w:pPr>
+    </w:p>
+    <w:p>
+      <w:pPr>
+        <w:spacing w:before="0" w:after="0" w:line="360" w:lineRule="auto"/>
+        <w:jc w:val="center"/>
+        <w:rPr>
+          <w:rFonts w:ascii="Times New Roman" w:hAnsi="Times New Roman" w:eastAsia="Times New Roman"/>
+          <w:b/>
+          <w:sz w:val="36"/>
+          <w:szCs w:val="36"/>
+        </w:rPr>
+      </w:pPr>
+    </w:p>
+    <w:p>
+      <w:pPr>
+        <w:spacing w:before="0" w:after="0" w:line="360" w:lineRule="auto"/>
+        <w:jc w:val="center"/>
+        <w:rPr>
+          <w:rFonts w:hint="default" w:ascii="Cambria" w:hAnsi="Cambria" w:eastAsia="SimSun" w:cs="Cambria"/>
+          <w:b/>
+          <w:bCs/>
+          <w:sz w:val="40"/>
+          <w:szCs w:val="40"/>
+        </w:rPr>
+      </w:pPr>
+      <w:r>
+        <w:rPr>
+          <w:rFonts w:hint="default" w:ascii="Cambria" w:hAnsi="Cambria" w:eastAsia="SimSun" w:cs="Cambria"/>
+          <w:b/>
+          <w:bCs/>
+          <w:sz w:val="40"/>
+          <w:szCs w:val="40"/>
+        </w:rPr>
+        <w:t>FAST National University of Computer and Emerging Sciences (FAST-NUCES)</w:t>
+      </w:r>
+    </w:p>
+    <w:p>
+      <w:pPr>
+        <w:spacing w:before="0" w:after="0" w:line="360" w:lineRule="auto"/>
+        <w:jc w:val="both"/>
+        <w:rPr>
+          <w:rFonts w:hint="default" w:ascii="Cambria" w:hAnsi="Cambria" w:eastAsia="SimSun" w:cs="Cambria"/>
+          <w:b/>
+          <w:bCs/>
+          <w:sz w:val="36"/>
+          <w:szCs w:val="36"/>
+        </w:rPr>
+      </w:pPr>
+    </w:p>
+    <w:p>
+      <w:pPr>
+        <w:spacing w:before="0" w:after="0" w:line="360" w:lineRule="auto"/>
+        <w:jc w:val="center"/>
+        <w:rPr>
+          <w:rFonts w:ascii="Times New Roman" w:hAnsi="Times New Roman" w:eastAsia="Times New Roman"/>
+          <w:b/>
+          <w:sz w:val="52"/>
+          <w:szCs w:val="52"/>
+        </w:rPr>
+      </w:pPr>
+      <w:r>
+        <w:rPr>
+          <w:rFonts w:ascii="Times New Roman" w:hAnsi="Times New Roman" w:eastAsia="Times New Roman"/>
+          <w:b/>
+          <w:sz w:val="52"/>
+          <w:szCs w:val="52"/>
+        </w:rPr>
+        <w:t>Climate Change</w:t>
       </w:r>
       <w:r>
         <w:rPr>
-          <w:rFonts w:hint="default" w:ascii="Times New Roman" w:hAnsi="Times New Roman" w:eastAsia="Times New Roman"/>
-          <w:b w:val="0"/>
-          <w:i w:val="0"/>
-          <w:sz w:val="24"/>
-          <w:szCs w:val="52"/>
-        </w:rPr>
-        <w:t>Climate Change Analysis and Temperature Prediction</w:t>
-      </w:r>
-      <w:r>
-        <w:rPr>
-          <w:rFonts w:hint="default" w:ascii="Times New Roman" w:hAnsi="Times New Roman" w:eastAsia="Times New Roman"/>
-          <w:b w:val="0"/>
-          <w:i w:val="0"/>
-          <w:sz w:val="24"/>
+          <w:rFonts w:hint="default"/>
+          <w:b/>
+          <w:sz w:val="52"/>
           <w:szCs w:val="52"/>
           <w:lang w:val="en-US"/>
         </w:rPr>
@@ -45,10 +155,66 @@
       </w:r>
       <w:r>
         <w:rPr>
-          <w:rFonts w:hint="default" w:ascii="Times New Roman" w:hAnsi="Times New Roman" w:eastAsia="Times New Roman"/>
-          <w:b w:val="0"/>
-          <w:i w:val="0"/>
-          <w:sz w:val="24"/>
+          <w:rFonts w:ascii="Times New Roman" w:hAnsi="Times New Roman" w:eastAsia="Times New Roman"/>
+          <w:b/>
+          <w:sz w:val="52"/>
+          <w:szCs w:val="52"/>
+        </w:rPr>
+        <w:t>Analysis</w:t>
+      </w:r>
+      <w:r>
+        <w:rPr>
+          <w:rFonts w:hint="default"/>
+          <w:b/>
+          <w:sz w:val="52"/>
+          <w:szCs w:val="52"/>
+          <w:lang w:val="en-US"/>
+        </w:rPr>
+        <w:t xml:space="preserve"> </w:t>
+      </w:r>
+      <w:r>
+        <w:rPr>
+          <w:rFonts w:ascii="Times New Roman" w:hAnsi="Times New Roman" w:eastAsia="Times New Roman"/>
+          <w:b/>
+          <w:sz w:val="52"/>
+          <w:szCs w:val="52"/>
+        </w:rPr>
+        <w:t>and</w:t>
+      </w:r>
+    </w:p>
+    <w:p>
+      <w:pPr>
+        <w:spacing w:before="0" w:after="0" w:line="360" w:lineRule="auto"/>
+        <w:jc w:val="center"/>
+        <w:rPr>
+          <w:sz w:val="52"/>
+          <w:szCs w:val="52"/>
+        </w:rPr>
+      </w:pPr>
+      <w:r>
+        <w:rPr>
+          <w:rFonts w:ascii="Times New Roman" w:hAnsi="Times New Roman" w:eastAsia="Times New Roman"/>
+          <w:b/>
+          <w:sz w:val="52"/>
+          <w:szCs w:val="52"/>
+        </w:rPr>
+        <w:t>Temperature Prediction</w:t>
+      </w:r>
+      <w:r>
+        <w:rPr>
+          <w:rFonts w:hint="default"/>
+          <w:b/>
+          <w:sz w:val="52"/>
+          <w:szCs w:val="52"/>
+          <w:lang w:val="en-US"/>
+        </w:rPr>
+        <w:t xml:space="preserve"> </w:t>
+      </w:r>
+      <w:r>
+        <w:rPr>
+          <w:rFonts w:ascii="Times New Roman" w:hAnsi="Times New Roman" w:eastAsia="Times New Roman"/>
+          <w:b/>
+          <w:sz w:val="52"/>
           <w:szCs w:val="52"/>
         </w:rPr>
         <w:t>Using Machine Learning</w:t>
@@ -56,33 +222,26 @@
     </w:p>
     <w:p>
       <w:pPr>
+        <w:spacing w:before="0" w:after="0" w:line="360" w:lineRule="auto"/>
         <w:jc w:val="center"/>
         <w:rPr>
-          <w:rFonts w:hint="default" w:ascii="Times New Roman" w:hAnsi="Times New Roman" w:eastAsia="Times New Roman"/>
+          <w:rFonts w:hint="default"/>
           <w:b/>
-          <w:sz w:val="52"/>
-          <w:szCs w:val="52"/>
-        </w:rPr>
-      </w:pPr>
-    </w:p>
-    <w:p>
-      <w:pPr>
-        <w:jc w:val="center"/>
-        <w:rPr>
-          <w:rFonts w:hint="default" w:ascii="Times New Roman" w:hAnsi="Times New Roman" w:eastAsia="Times New Roman"/>
-          <w:b w:val="0"/>
           <w:bCs/>
-          <w:sz w:val="28"/>
+          <w:sz w:val="44"/>
+          <w:szCs w:val="44"/>
+          <w:u w:val="single"/>
+          <w:lang w:val="en-US"/>
         </w:rPr>
       </w:pPr>
       <w:r>
         <w:rPr>
-          <w:rFonts w:hint="default" w:ascii="Times New Roman" w:hAnsi="Times New Roman" w:eastAsia="Times New Roman"/>
-          <w:b w:val="0"/>
+          <w:rFonts w:hint="default"/>
+          <w:b/>
           <w:bCs/>
-          <w:i w:val="0"/>
-          <w:sz w:val="24"/>
-          <w:szCs w:val="52"/>
+          <w:sz w:val="44"/>
+          <w:szCs w:val="44"/>
+          <w:u w:val="single"/>
           <w:lang w:val="en-US"/>
         </w:rPr>
         <w:t>Group members:</w:t>
@@ -90,119 +249,151 @@
     </w:p>
     <w:p>
       <w:pPr>
+        <w:spacing w:before="0" w:after="0" w:line="360" w:lineRule="auto"/>
         <w:jc w:val="center"/>
         <w:rPr>
-          <w:rFonts w:hint="default" w:ascii="Times New Roman" w:hAnsi="Times New Roman" w:eastAsia="Times New Roman"/>
+          <w:rFonts w:ascii="Times New Roman" w:hAnsi="Times New Roman" w:eastAsia="Times New Roman"/>
           <w:b w:val="0"/>
-          <w:bCs/>
-          <w:sz w:val="40"/>
-          <w:szCs w:val="40"/>
+          <w:sz w:val="44"/>
+          <w:szCs w:val="44"/>
         </w:rPr>
       </w:pPr>
       <w:r>
         <w:rPr>
-          <w:rFonts w:hint="default" w:ascii="Times New Roman" w:hAnsi="Times New Roman" w:eastAsia="Times New Roman"/>
+          <w:rFonts w:ascii="Times New Roman" w:hAnsi="Times New Roman" w:eastAsia="Times New Roman"/>
           <w:b w:val="0"/>
-          <w:bCs/>
-          <w:i w:val="0"/>
-          <w:sz w:val="24"/>
-          <w:szCs w:val="40"/>
+          <w:sz w:val="44"/>
+          <w:szCs w:val="44"/>
         </w:rPr>
-        <w:t>Gotam Kumar (23K-0860)</w:t>
+        <w:t>Gotam Kumar (23</w:t>
+      </w:r>
+      <w:r>
+        <w:rPr>
+          <w:rFonts w:hint="default"/>
+          <w:b w:val="0"/>
+          <w:sz w:val="44"/>
+          <w:szCs w:val="44"/>
+          <w:lang w:val="en-US"/>
+        </w:rPr>
+        <w:t>K</w:t>
+      </w:r>
+      <w:r>
+        <w:rPr>
+          <w:rFonts w:ascii="Times New Roman" w:hAnsi="Times New Roman" w:eastAsia="Times New Roman"/>
+          <w:b w:val="0"/>
+          <w:sz w:val="44"/>
+          <w:szCs w:val="44"/>
+        </w:rPr>
+        <w:t>-0860)</w:t>
       </w:r>
     </w:p>
     <w:p>
       <w:pPr>
+        <w:spacing w:before="0" w:after="0" w:line="360" w:lineRule="auto"/>
         <w:jc w:val="center"/>
         <w:rPr>
-          <w:rFonts w:hint="default" w:ascii="Times New Roman" w:hAnsi="Times New Roman" w:eastAsia="Times New Roman"/>
+          <w:rFonts w:hint="default"/>
           <w:b w:val="0"/>
-          <w:bCs/>
-          <w:sz w:val="40"/>
-          <w:szCs w:val="40"/>
+          <w:sz w:val="44"/>
+          <w:szCs w:val="44"/>
+          <w:lang w:val="en-US"/>
         </w:rPr>
       </w:pPr>
       <w:r>
         <w:rPr>
-          <w:rFonts w:hint="default" w:ascii="Times New Roman" w:hAnsi="Times New Roman" w:eastAsia="Times New Roman"/>
+          <w:rFonts w:hint="default"/>
           <w:b w:val="0"/>
-          <w:bCs w:val="0"/>
-          <w:i w:val="0"/>
-          <w:sz w:val="24"/>
-          <w:szCs w:val="40"/>
+          <w:sz w:val="44"/>
+          <w:szCs w:val="44"/>
+          <w:lang w:val="en-US"/>
         </w:rPr>
-        <w:t>Course</w:t>
+        <w:t>Uzair Mustafa (23I-0827)</w:t>
+      </w:r>
+    </w:p>
+    <w:p>
+      <w:pPr>
+        <w:spacing w:before="0" w:after="0" w:line="360" w:lineRule="auto"/>
+        <w:jc w:val="center"/>
+        <w:rPr>
+          <w:rFonts w:hint="default"/>
+          <w:b w:val="0"/>
+          <w:sz w:val="44"/>
+          <w:szCs w:val="44"/>
+          <w:lang w:val="en-US"/>
+        </w:rPr>
+      </w:pPr>
+      <w:r>
+        <w:rPr>
+          <w:rFonts w:hint="default"/>
+          <w:b w:val="0"/>
+          <w:sz w:val="44"/>
+          <w:szCs w:val="44"/>
+          <w:lang w:val="en-US"/>
+        </w:rPr>
+        <w:t>Khoula Marium (23K-0564)</w:t>
+      </w:r>
+    </w:p>
+    <w:p>
+      <w:pPr>
+        <w:spacing w:before="0" w:after="0" w:line="360" w:lineRule="auto"/>
+        <w:jc w:val="center"/>
+        <w:rPr>
+          <w:sz w:val="44"/>
+          <w:szCs w:val="44"/>
+        </w:rPr>
+      </w:pPr>
+      <w:r>
+        <w:rPr>
+          <w:rFonts w:ascii="Times New Roman" w:hAnsi="Times New Roman" w:eastAsia="Times New Roman"/>
+          <w:b/>
+          <w:bCs/>
+          <w:sz w:val="44"/>
+          <w:szCs w:val="44"/>
+        </w:rPr>
+        <w:t>Course:</w:t>
       </w:r>
       <w:r>
         <w:rPr>
-          <w:rFonts w:hint="default" w:ascii="Times New Roman" w:hAnsi="Times New Roman" w:eastAsia="Times New Roman"/>
+          <w:rFonts w:ascii="Times New Roman" w:hAnsi="Times New Roman" w:eastAsia="Times New Roman"/>
           <w:b w:val="0"/>
-          <w:bCs/>
-          <w:i w:val="0"/>
-          <w:sz w:val="24"/>
-          <w:szCs w:val="40"/>
+          <w:sz w:val="44"/>
+          <w:szCs w:val="44"/>
         </w:rPr>
-        <w:t>: Data Science</w:t>
+        <w:t xml:space="preserve"> Data Science</w:t>
       </w:r>
     </w:p>
     <w:p>
       <w:pPr>
+        <w:spacing w:before="0" w:after="0" w:line="360" w:lineRule="auto"/>
         <w:jc w:val="center"/>
         <w:rPr>
-          <w:rFonts w:hint="default" w:ascii="Times New Roman" w:hAnsi="Times New Roman" w:eastAsia="Times New Roman"/>
-          <w:b w:val="0"/>
-          <w:bCs/>
-          <w:sz w:val="40"/>
-          <w:szCs w:val="40"/>
+          <w:sz w:val="44"/>
+          <w:szCs w:val="44"/>
         </w:rPr>
       </w:pPr>
       <w:r>
         <w:rPr>
-          <w:rFonts w:hint="default" w:ascii="Times New Roman" w:hAnsi="Times New Roman" w:eastAsia="Times New Roman"/>
-          <w:b w:val="0"/>
-          <w:bCs w:val="0"/>
-          <w:i w:val="0"/>
-          <w:sz w:val="24"/>
-          <w:szCs w:val="40"/>
+          <w:rFonts w:ascii="Times New Roman" w:hAnsi="Times New Roman" w:eastAsia="Times New Roman"/>
+          <w:b/>
+          <w:bCs/>
+          <w:sz w:val="44"/>
+          <w:szCs w:val="44"/>
         </w:rPr>
-        <w:t>Instructor</w:t>
+        <w:t>Instructor:</w:t>
       </w:r>
       <w:r>
         <w:rPr>
-          <w:rFonts w:hint="default" w:ascii="Times New Roman" w:hAnsi="Times New Roman" w:eastAsia="Times New Roman"/>
+          <w:rFonts w:ascii="Times New Roman" w:hAnsi="Times New Roman" w:eastAsia="Times New Roman"/>
           <w:b w:val="0"/>
-          <w:bCs/>
-          <w:i w:val="0"/>
-          <w:sz w:val="24"/>
-          <w:szCs w:val="40"/>
+          <w:sz w:val="44"/>
+          <w:szCs w:val="44"/>
         </w:rPr>
-        <w:t>: Dr. Rabia Tabassum</w:t>
+        <w:t xml:space="preserve"> Dr. Rabia Tabassum</w:t>
       </w:r>
     </w:p>
     <w:p>
       <w:pPr>
-        <w:jc w:val="center"/>
-        <w:rPr>
-          <w:rFonts w:hint="default" w:ascii="Times New Roman" w:hAnsi="Times New Roman" w:eastAsia="Times New Roman"/>
-          <w:b w:val="0"/>
-          <w:bCs/>
-          <w:sz w:val="28"/>
-        </w:rPr>
-      </w:pPr>
-      <w:r>
-        <w:rPr>
-          <w:rFonts w:hint="default" w:ascii="Times New Roman" w:hAnsi="Times New Roman" w:eastAsia="Times New Roman"/>
-          <w:b w:val="0"/>
-          <w:bCs/>
-          <w:i w:val="0"/>
-          <w:sz w:val="24"/>
-          <w:szCs w:val="40"/>
-        </w:rPr>
-        <w:t>Institution: FAST National University of Computer and Emerging Sciences (FAST-NUCES)</w:t>
-      </w:r>
-    </w:p>
-    <w:p>
-      <w:pPr>
+        <w:spacing w:before="0" w:after="0" w:line="360" w:lineRule="auto"/>
         <w:jc w:val="center"/>
         <w:rPr>
           <w:rFonts w:hint="default"/>
@@ -222,53 +413,83 @@
       </w:pPr>
       <w:r>
         <w:rPr>
-          <w:rFonts w:hint="default" w:ascii="Times New Roman" w:hAnsi="Times New Roman" w:eastAsia="Times New Roman"/>
+          <w:rFonts w:ascii="Times New Roman" w:hAnsi="Times New Roman" w:eastAsia="Times New Roman"/>
           <w:b w:val="0"/>
-          <w:bCs/>
-          <w:i w:val="0"/>
-          <w:sz w:val="24"/>
-          <w:szCs w:val="40"/>
+          <w:sz w:val="44"/>
+          <w:szCs w:val="44"/>
         </w:rPr>
-        <w:t xml:space="preserve">Date: </w:t>
+        <w:t>Date:</w:t>
       </w:r>
       <w:r>
         <w:rPr>
           <w:rFonts w:hint="default" w:ascii="Times New Roman" w:hAnsi="Times New Roman" w:eastAsia="Times New Roman"/>
           <w:b w:val="0"/>
-          <w:bCs/>
-          <w:i w:val="0"/>
-          <w:sz w:val="24"/>
-          <w:szCs w:val="40"/>
+          <w:sz w:val="44"/>
+          <w:szCs w:val="44"/>
           <w:lang w:val="en-US"/>
         </w:rPr>
-        <w:t>28 april,</w:t>
+        <w:t xml:space="preserve"> 1</w:t>
+      </w:r>
+      <w:r>
+        <w:rPr>
+          <w:rFonts w:ascii="Times New Roman" w:hAnsi="Times New Roman" w:eastAsia="Times New Roman"/>
+          <w:b w:val="0"/>
+          <w:sz w:val="44"/>
+          <w:szCs w:val="44"/>
+        </w:rPr>
+        <w:t xml:space="preserve"> May</w:t>
+      </w:r>
+      <w:r>
+        <w:rPr>
+          <w:rFonts w:hint="default" w:ascii="Times New Roman" w:hAnsi="Times New Roman" w:eastAsia="Times New Roman"/>
+          <w:b w:val="0"/>
+          <w:sz w:val="44"/>
+          <w:szCs w:val="44"/>
+          <w:lang w:val="en-US"/>
+        </w:rPr>
+        <w:t>,</w:t>
       </w:r>
       <w:bookmarkStart w:id="0" w:name="_GoBack"/>
       <w:bookmarkEnd w:id="0"/>
       <w:r>
         <w:rPr>
-          <w:rFonts w:hint="default" w:ascii="Times New Roman" w:hAnsi="Times New Roman" w:eastAsia="Times New Roman"/>
+          <w:rFonts w:ascii="Times New Roman" w:hAnsi="Times New Roman" w:eastAsia="Times New Roman"/>
           <w:b w:val="0"/>
-          <w:bCs/>
-          <w:i w:val="0"/>
-          <w:sz w:val="24"/>
-          <w:szCs w:val="40"/>
+          <w:sz w:val="44"/>
+          <w:szCs w:val="44"/>
+        </w:rPr>
+        <w:t xml:space="preserve"> 202</w:t>
+      </w:r>
+      <w:r>
+        <w:rPr>
+          <w:rFonts w:hint="default"/>
+          <w:b w:val="0"/>
+          <w:sz w:val="44"/>
+          <w:szCs w:val="44"/>
           <w:lang w:val="en-US"/>
         </w:rPr>
-        <w:t xml:space="preserve"> 2026</w:t>
+        <w:t>6</w:t>
       </w:r>
     </w:p>
     <w:p>
       <w:pPr>
         <w:spacing w:before="160" w:after="120" w:line="360" w:lineRule="auto"/>
         <w:jc w:val="left"/>
+        <w:rPr>
+          <w:b/>
+          <w:bCs/>
+          <w:sz w:val="28"/>
+          <w:szCs w:val="28"/>
+        </w:rPr>
       </w:pPr>
       <w:r>
         <w:rPr>
           <w:rFonts w:ascii="Times New Roman" w:hAnsi="Times New Roman" w:eastAsia="Times New Roman"/>
-          <w:b w:val="0"/>
+          <w:b/>
+          <w:bCs/>
           <w:i w:val="0"/>
-          <w:sz w:val="24"/>
+          <w:sz w:val="28"/>
+          <w:szCs w:val="28"/>
         </w:rPr>
         <w:t>Introduction</w:t>
       </w:r>
@@ -341,9 +562,11 @@
       <w:r>
         <w:rPr>
           <w:rFonts w:ascii="Times New Roman" w:hAnsi="Times New Roman" w:eastAsia="Times New Roman"/>
-          <w:b w:val="0"/>
+          <w:b/>
+          <w:bCs/>
           <w:i w:val="0"/>
-          <w:sz w:val="24"/>
+          <w:sz w:val="28"/>
+          <w:szCs w:val="28"/>
         </w:rPr>
         <w:t>Related Work</w:t>
       </w:r>
@@ -352,11 +575,16 @@
       <w:pPr>
         <w:spacing w:before="160" w:after="120" w:line="360" w:lineRule="auto"/>
         <w:jc w:val="left"/>
+        <w:rPr>
+          <w:b/>
+          <w:bCs/>
+        </w:rPr>
       </w:pPr>
       <w:r>
         <w:rPr>
           <w:rFonts w:ascii="Times New Roman" w:hAnsi="Times New Roman" w:eastAsia="Times New Roman"/>
-          <w:b w:val="0"/>
+          <w:b/>
+          <w:bCs/>
           <w:i w:val="0"/>
           <w:sz w:val="24"/>
         </w:rPr>
@@ -386,7 +614,8 @@
       <w:r>
         <w:rPr>
           <w:rFonts w:ascii="Times New Roman" w:hAnsi="Times New Roman" w:eastAsia="Times New Roman"/>
-          <w:b w:val="0"/>
+          <w:b/>
+          <w:bCs/>
           <w:i w:val="0"/>
           <w:sz w:val="24"/>
         </w:rPr>
@@ -412,11 +641,16 @@
       <w:pPr>
         <w:spacing w:before="160" w:after="120" w:line="360" w:lineRule="auto"/>
         <w:jc w:val="left"/>
+        <w:rPr>
+          <w:b/>
+          <w:bCs/>
+        </w:rPr>
       </w:pPr>
       <w:r>
         <w:rPr>
           <w:rFonts w:ascii="Times New Roman" w:hAnsi="Times New Roman" w:eastAsia="Times New Roman"/>
-          <w:b w:val="0"/>
+          <w:b/>
+          <w:bCs/>
           <w:i w:val="0"/>
           <w:sz w:val="24"/>
         </w:rPr>
@@ -442,11 +676,16 @@
       <w:pPr>
         <w:spacing w:before="160" w:after="120" w:line="360" w:lineRule="auto"/>
         <w:jc w:val="left"/>
+        <w:rPr>
+          <w:b/>
+          <w:bCs/>
+        </w:rPr>
       </w:pPr>
       <w:r>
         <w:rPr>
           <w:rFonts w:ascii="Times New Roman" w:hAnsi="Times New Roman" w:eastAsia="Times New Roman"/>
-          <w:b w:val="0"/>
+          <w:b/>
+          <w:bCs/>
           <w:i w:val="0"/>
           <w:sz w:val="24"/>
         </w:rPr>
@@ -472,13 +711,21 @@
       <w:pPr>
         <w:spacing w:before="160" w:after="120" w:line="360" w:lineRule="auto"/>
         <w:jc w:val="left"/>
+        <w:rPr>
+          <w:b/>
+          <w:bCs/>
+          <w:sz w:val="28"/>
+          <w:szCs w:val="28"/>
+        </w:rPr>
       </w:pPr>
       <w:r>
         <w:rPr>
           <w:rFonts w:ascii="Times New Roman" w:hAnsi="Times New Roman" w:eastAsia="Times New Roman"/>
-          <w:b w:val="0"/>
+          <w:b/>
+          <w:bCs/>
           <w:i w:val="0"/>
-          <w:sz w:val="24"/>
+          <w:sz w:val="28"/>
+          <w:szCs w:val="28"/>
         </w:rPr>
         <w:t>Research Gap</w:t>
       </w:r>
@@ -502,11 +749,16 @@
       <w:pPr>
         <w:spacing w:before="160" w:after="120" w:line="360" w:lineRule="auto"/>
         <w:jc w:val="left"/>
+        <w:rPr>
+          <w:b/>
+          <w:bCs/>
+        </w:rPr>
       </w:pPr>
       <w:r>
         <w:rPr>
           <w:rFonts w:ascii="Times New Roman" w:hAnsi="Times New Roman" w:eastAsia="Times New Roman"/>
-          <w:b w:val="0"/>
+          <w:b/>
+          <w:bCs/>
           <w:i w:val="0"/>
           <w:sz w:val="24"/>
         </w:rPr>
@@ -547,11 +799,16 @@
       <w:pPr>
         <w:spacing w:after="120" w:line="360" w:lineRule="auto"/>
         <w:jc w:val="both"/>
+        <w:rPr>
+          <w:b/>
+          <w:bCs/>
+        </w:rPr>
       </w:pPr>
       <w:r>
         <w:rPr>
           <w:rFonts w:ascii="Times New Roman" w:hAnsi="Times New Roman" w:eastAsia="Times New Roman"/>
-          <w:b w:val="0"/>
+          <w:b/>
+          <w:bCs/>
           <w:i w:val="0"/>
           <w:sz w:val="24"/>
         </w:rPr>
@@ -607,11 +864,16 @@
       <w:pPr>
         <w:spacing w:before="160" w:after="120" w:line="360" w:lineRule="auto"/>
         <w:jc w:val="left"/>
+        <w:rPr>
+          <w:b/>
+          <w:bCs/>
+        </w:rPr>
       </w:pPr>
       <w:r>
         <w:rPr>
           <w:rFonts w:ascii="Times New Roman" w:hAnsi="Times New Roman" w:eastAsia="Times New Roman"/>
-          <w:b w:val="0"/>
+          <w:b/>
+          <w:bCs/>
           <w:i w:val="0"/>
           <w:sz w:val="24"/>
         </w:rPr>
@@ -665,11 +927,16 @@
       <w:pPr>
         <w:spacing w:before="160" w:after="120" w:line="360" w:lineRule="auto"/>
         <w:jc w:val="left"/>
+        <w:rPr>
+          <w:b/>
+          <w:bCs/>
+        </w:rPr>
       </w:pPr>
       <w:r>
         <w:rPr>
           <w:rFonts w:ascii="Times New Roman" w:hAnsi="Times New Roman" w:eastAsia="Times New Roman"/>
-          <w:b w:val="0"/>
+          <w:b/>
+          <w:bCs/>
           <w:i w:val="0"/>
           <w:sz w:val="24"/>
         </w:rPr>
@@ -785,11 +1052,16 @@
       <w:pPr>
         <w:spacing w:before="160" w:after="120" w:line="360" w:lineRule="auto"/>
         <w:jc w:val="left"/>
+        <w:rPr>
+          <w:b/>
+          <w:bCs/>
+        </w:rPr>
       </w:pPr>
       <w:r>
         <w:rPr>
           <w:rFonts w:ascii="Times New Roman" w:hAnsi="Times New Roman" w:eastAsia="Times New Roman"/>
-          <w:b w:val="0"/>
+          <w:b/>
+          <w:bCs/>
           <w:i w:val="0"/>
           <w:sz w:val="24"/>
         </w:rPr>
@@ -905,13 +1177,21 @@
       <w:pPr>
         <w:spacing w:before="160" w:after="120" w:line="360" w:lineRule="auto"/>
         <w:jc w:val="left"/>
+        <w:rPr>
+          <w:b/>
+          <w:bCs/>
+          <w:sz w:val="28"/>
+          <w:szCs w:val="28"/>
+        </w:rPr>
       </w:pPr>
       <w:r>
         <w:rPr>
           <w:rFonts w:ascii="Times New Roman" w:hAnsi="Times New Roman" w:eastAsia="Times New Roman"/>
-          <w:b w:val="0"/>
+          <w:b/>
+          <w:bCs/>
           <w:i w:val="0"/>
-          <w:sz w:val="24"/>
+          <w:sz w:val="28"/>
+          <w:szCs w:val="28"/>
         </w:rPr>
         <w:t>Methodology</w:t>
       </w:r>
@@ -935,11 +1215,16 @@
       <w:pPr>
         <w:spacing w:before="160" w:after="120" w:line="360" w:lineRule="auto"/>
         <w:jc w:val="left"/>
+        <w:rPr>
+          <w:b/>
+          <w:bCs/>
+        </w:rPr>
       </w:pPr>
       <w:r>
         <w:rPr>
           <w:rFonts w:ascii="Times New Roman" w:hAnsi="Times New Roman" w:eastAsia="Times New Roman"/>
-          <w:b w:val="0"/>
+          <w:b/>
+          <w:bCs/>
           <w:i w:val="0"/>
           <w:sz w:val="24"/>
         </w:rPr>
@@ -965,11 +1250,16 @@
       <w:pPr>
         <w:spacing w:before="160" w:after="120" w:line="360" w:lineRule="auto"/>
         <w:jc w:val="left"/>
+        <w:rPr>
+          <w:b/>
+          <w:bCs/>
+        </w:rPr>
       </w:pPr>
       <w:r>
         <w:rPr>
           <w:rFonts w:ascii="Times New Roman" w:hAnsi="Times New Roman" w:eastAsia="Times New Roman"/>
-          <w:b w:val="0"/>
+          <w:b/>
+          <w:bCs/>
           <w:i w:val="0"/>
           <w:sz w:val="24"/>
         </w:rPr>
@@ -995,11 +1285,16 @@
       <w:pPr>
         <w:spacing w:before="160" w:after="120" w:line="360" w:lineRule="auto"/>
         <w:jc w:val="left"/>
+        <w:rPr>
+          <w:b/>
+          <w:bCs/>
+        </w:rPr>
       </w:pPr>
       <w:r>
         <w:rPr>
           <w:rFonts w:ascii="Times New Roman" w:hAnsi="Times New Roman" w:eastAsia="Times New Roman"/>
-          <w:b w:val="0"/>
+          <w:b/>
+          <w:bCs/>
           <w:i w:val="0"/>
           <w:sz w:val="24"/>
         </w:rPr>
@@ -1025,11 +1320,16 @@
       <w:pPr>
         <w:spacing w:before="160" w:after="120" w:line="360" w:lineRule="auto"/>
         <w:jc w:val="left"/>
+        <w:rPr>
+          <w:b/>
+          <w:bCs/>
+        </w:rPr>
       </w:pPr>
       <w:r>
         <w:rPr>
           <w:rFonts w:ascii="Times New Roman" w:hAnsi="Times New Roman" w:eastAsia="Times New Roman"/>
-          <w:b w:val="0"/>
+          <w:b/>
+          <w:bCs/>
           <w:i w:val="0"/>
           <w:sz w:val="24"/>
         </w:rPr>
@@ -1055,11 +1355,16 @@
       <w:pPr>
         <w:spacing w:before="160" w:after="120" w:line="360" w:lineRule="auto"/>
         <w:jc w:val="left"/>
+        <w:rPr>
+          <w:b/>
+          <w:bCs/>
+        </w:rPr>
       </w:pPr>
       <w:r>
         <w:rPr>
           <w:rFonts w:ascii="Times New Roman" w:hAnsi="Times New Roman" w:eastAsia="Times New Roman"/>
-          <w:b w:val="0"/>
+          <w:b/>
+          <w:bCs/>
           <w:i w:val="0"/>
           <w:sz w:val="24"/>
         </w:rPr>
@@ -1085,11 +1390,16 @@
       <w:pPr>
         <w:spacing w:before="160" w:after="120" w:line="360" w:lineRule="auto"/>
         <w:jc w:val="left"/>
+        <w:rPr>
+          <w:b/>
+          <w:bCs/>
+        </w:rPr>
       </w:pPr>
       <w:r>
         <w:rPr>
           <w:rFonts w:ascii="Times New Roman" w:hAnsi="Times New Roman" w:eastAsia="Times New Roman"/>
-          <w:b w:val="0"/>
+          <w:b/>
+          <w:bCs/>
           <w:i w:val="0"/>
           <w:sz w:val="24"/>
         </w:rPr>
@@ -1694,7 +2004,7 @@
     <w:lsdException w:qFormat="1" w:unhideWhenUsed="0" w:uiPriority="73" w:semiHidden="0" w:name="Colorful Grid Accent 3"/>
     <w:lsdException w:unhideWhenUsed="0" w:uiPriority="60" w:semiHidden="0" w:name="Light Shading Accent 4"/>
     <w:lsdException w:unhideWhenUsed="0" w:uiPriority="61" w:semiHidden="0" w:name="Light List Accent 4"/>
-    <w:lsdException w:unhideWhenUsed="0" w:uiPriority="62" w:semiHidden="0" w:name="Light Grid Accent 4"/>
+    <w:lsdException w:qFormat="1" w:unhideWhenUsed="0" w:uiPriority="62" w:semiHidden="0" w:name="Light Grid Accent 4"/>
     <w:lsdException w:unhideWhenUsed="0" w:uiPriority="63" w:semiHidden="0" w:name="Medium Shading 1 Accent 4"/>
     <w:lsdException w:unhideWhenUsed="0" w:uiPriority="64" w:semiHidden="0" w:name="Medium Shading 2 Accent 4"/>
     <w:lsdException w:unhideWhenUsed="0" w:uiPriority="65" w:semiHidden="0" w:name="Medium List 1 Accent 4"/>
@@ -4196,6 +4506,7 @@
   <w:style w:type="table" w:styleId="55">
     <w:name w:val="Light Grid Accent 4"/>
     <w:basedOn w:val="12"/>
+    <w:qFormat/>
     <w:uiPriority w:val="62"/>
     <w:pPr>
       <w:spacing w:after="0" w:line="240" w:lineRule="auto"/>
